--- a/2_你要操作/AB可视化搭建操作卡_块3增补.docx
+++ b/2_你要操作/AB可视化搭建操作卡_块3增补.docx
@@ -3477,7 +3477,7 @@
           <w:color w:val="606060"/>
           <w:sz w:val="20"/>
         </w:rPr>
-        <w:t xml:space="preserve">注意:AB </w:t>
+        <w:t xml:space="preserve">⚠️0710 修正:AB </w:t>
       </w:r>
       <w:r>
         <w:rPr>
@@ -3495,7 +3495,7 @@
           <w:color w:val="606060"/>
           <w:sz w:val="20"/>
         </w:rPr>
-        <w:t>(官方限制只针对 IDE 预览);</w:t>
+        <w:t>(官方限制);而 WebVisu 在</w:t>
       </w:r>
     </w:p>
     <w:p>
@@ -3509,7 +3509,71 @@
           <w:color w:val="606060"/>
           <w:sz w:val="20"/>
         </w:rPr>
-        <w:t>登录下载后的画面/WebVisu 里才显示——别在预览里误判"没做出来"。</w:t>
+        <w:t>Simulation 下又连不上(§4)——</w:t>
+      </w:r>
+      <w:r>
+        <w:rPr>
+          <w:rFonts w:ascii="Microsoft YaHei" w:hAnsi="Microsoft YaHei" w:eastAsia="Microsoft YaHei"/>
+          <w:b/>
+          <w:color w:val="606060"/>
+          <w:sz w:val="20"/>
+        </w:rPr>
+        <w:t>结论:当前仿真环境里 Banner 无处可眼见</w:t>
+      </w:r>
+      <w:r>
+        <w:rPr>
+          <w:rFonts w:ascii="Microsoft YaHei" w:hAnsi="Microsoft YaHei" w:eastAsia="Microsoft YaHei"/>
+          <w:b w:val="0"/>
+          <w:color w:val="606060"/>
+          <w:sz w:val="20"/>
+        </w:rPr>
+        <w:t>。验收标准降为</w:t>
+      </w:r>
+    </w:p>
+    <w:p>
+      <w:pPr>
+        <w:ind w:left="280"/>
+      </w:pPr>
+      <w:r>
+        <w:rPr>
+          <w:rFonts w:ascii="Microsoft YaHei" w:hAnsi="Microsoft YaHei" w:eastAsia="Microsoft YaHei"/>
+          <w:b w:val="0"/>
+          <w:color w:val="606060"/>
+          <w:sz w:val="20"/>
+        </w:rPr>
+        <w:t>"配置对象齐全 + F11 编译 0 errors";显示效果推迟到真机/软 PLC 阶段验证。</w:t>
+      </w:r>
+    </w:p>
+    <w:p>
+      <w:pPr>
+        <w:ind w:left="280"/>
+      </w:pPr>
+      <w:r>
+        <w:rPr>
+          <w:rFonts w:ascii="Microsoft YaHei" w:hAnsi="Microsoft YaHei" w:eastAsia="Microsoft YaHei"/>
+          <w:b w:val="0"/>
+          <w:color w:val="606060"/>
+          <w:sz w:val="20"/>
+        </w:rPr>
+        <w:t>演示第 6 步的报警可见性由</w:t>
+      </w:r>
+      <w:r>
+        <w:rPr>
+          <w:rFonts w:ascii="Microsoft YaHei" w:hAnsi="Microsoft YaHei" w:eastAsia="Microsoft YaHei"/>
+          <w:b/>
+          <w:color w:val="606060"/>
+          <w:sz w:val="20"/>
+        </w:rPr>
+        <w:t>红色 Lamp 灯 + ALARM 状态文本</w:t>
+      </w:r>
+      <w:r>
+        <w:rPr>
+          <w:rFonts w:ascii="Microsoft YaHei" w:hAnsi="Microsoft YaHei" w:eastAsia="Microsoft YaHei"/>
+          <w:b w:val="0"/>
+          <w:color w:val="606060"/>
+          <w:sz w:val="20"/>
+        </w:rPr>
+        <w:t>承担(两者在 IDE 在线画面正常显示)。</w:t>
       </w:r>
     </w:p>
     <w:p>
@@ -3523,7 +3587,7 @@
           <w:color w:val="17365D"/>
           <w:sz w:val="26"/>
         </w:rPr>
-        <w:t>4. WebVisu 发布(V4 前置:先 Simulation 本机验证)</w:t>
+        <w:t>4. WebVisu 发布(⚠️0710 重大修正:Simulation 下无法验证,只做配置不做浏览器验证)</w:t>
       </w:r>
     </w:p>
     <w:p>
@@ -3625,10 +3689,38 @@
       <w:r>
         <w:rPr>
           <w:rFonts w:ascii="Microsoft YaHei" w:hAnsi="Microsoft YaHei" w:eastAsia="Microsoft YaHei"/>
+          <w:b/>
+          <w:sz w:val="21"/>
+        </w:rPr>
+        <w:t>F11 编译 0 errors 即算完成,到此为止。不要用浏览器验证!</w:t>
+      </w:r>
+    </w:p>
+    <w:p>
+      <w:r>
+        <w:rPr>
+          <w:rFonts w:ascii="Microsoft YaHei" w:hAnsi="Microsoft YaHei" w:eastAsia="Microsoft YaHei"/>
           <w:b w:val="0"/>
           <w:sz w:val="21"/>
         </w:rPr>
-        <w:t xml:space="preserve">编译下载启动(Simulation 即可)→ 浏览器开 </w:t>
+        <w:t>CODESYS 官方论坛证实:IDE Simulation 模式会</w:t>
+      </w:r>
+      <w:r>
+        <w:rPr>
+          <w:rFonts w:ascii="Microsoft YaHei" w:hAnsi="Microsoft YaHei" w:eastAsia="Microsoft YaHei"/>
+          <w:b/>
+          <w:sz w:val="21"/>
+        </w:rPr>
+        <w:t>禁用设备全部通信(含 WebVisu 的 web 服务器)</w:t>
+      </w:r>
+    </w:p>
+    <w:p>
+      <w:r>
+        <w:rPr>
+          <w:rFonts w:ascii="Microsoft YaHei" w:hAnsi="Microsoft YaHei" w:eastAsia="Microsoft YaHei"/>
+          <w:b w:val="0"/>
+          <w:sz w:val="21"/>
+        </w:rPr>
+        <w:t>——</w:t>
       </w:r>
       <w:r>
         <w:rPr>
@@ -3637,7 +3729,7 @@
           <w:color w:val="1A4D7C"/>
           <w:sz w:val="21"/>
         </w:rPr>
-        <w:t>http://localhost:8080/webvisu.htm</w:t>
+        <w:t>localhost:8080</w:t>
       </w:r>
       <w:r>
         <w:rPr>
@@ -3645,7 +3737,23 @@
           <w:b w:val="0"/>
           <w:sz w:val="21"/>
         </w:rPr>
-        <w:t>;</w:t>
+        <w:t xml:space="preserve"> 打不开是</w:t>
+      </w:r>
+      <w:r>
+        <w:rPr>
+          <w:rFonts w:ascii="Microsoft YaHei" w:hAnsi="Microsoft YaHei" w:eastAsia="Microsoft YaHei"/>
+          <w:b/>
+          <w:sz w:val="21"/>
+        </w:rPr>
+        <w:t>架构限制,不是配置错误</w:t>
+      </w:r>
+      <w:r>
+        <w:rPr>
+          <w:rFonts w:ascii="Microsoft YaHei" w:hAnsi="Microsoft YaHei" w:eastAsia="Microsoft YaHei"/>
+          <w:b w:val="0"/>
+          <w:sz w:val="21"/>
+        </w:rPr>
+        <w:t>,别折腾排障。</w:t>
       </w:r>
     </w:p>
     <w:p>
@@ -3658,7 +3766,25 @@
           <w:b w:val="0"/>
           <w:sz w:val="21"/>
         </w:rPr>
-        <w:t>手机同网段也能开(把 localhost 换电脑 IP)——演示加分项。</w:t>
+        <w:t>WebVisu/手机访问的实际验证推迟到三条路之一(待拍板):真机 AC500 / ABB 虚拟 PLC /</w:t>
+      </w:r>
+    </w:p>
+    <w:p>
+      <w:r>
+        <w:rPr>
+          <w:rFonts w:ascii="Microsoft YaHei" w:hAnsi="Microsoft YaHei" w:eastAsia="Microsoft YaHei"/>
+          <w:b w:val="0"/>
+          <w:sz w:val="21"/>
+        </w:rPr>
+        <w:t>CODESYS Control Win 软 PLC。</w:t>
+      </w:r>
+      <w:r>
+        <w:rPr>
+          <w:rFonts w:ascii="Microsoft YaHei" w:hAnsi="Microsoft YaHei" w:eastAsia="Microsoft YaHei"/>
+          <w:b/>
+          <w:sz w:val="21"/>
+        </w:rPr>
+        <w:t>录屏主线=IDE 在线画面,不依赖 WebVisu,不受影响。</w:t>
       </w:r>
     </w:p>
     <w:p>
@@ -3672,7 +3798,53 @@
           <w:color w:val="606060"/>
           <w:sz w:val="20"/>
         </w:rPr>
-        <w:t>真机 AC500 部署才涉及 ABB 许可档(V4 未查实);Simulation/录屏线不受影响。</w:t>
+        <w:t>许可(0710 枪):ABB 官方付费 runtime 功能清单里</w:t>
+      </w:r>
+      <w:r>
+        <w:rPr>
+          <w:rFonts w:ascii="Microsoft YaHei" w:hAnsi="Microsoft YaHei" w:eastAsia="Microsoft YaHei"/>
+          <w:b/>
+          <w:color w:val="606060"/>
+          <w:sz w:val="20"/>
+        </w:rPr>
+        <w:t>无</w:t>
+      </w:r>
+      <w:r>
+        <w:rPr>
+          <w:rFonts w:ascii="Microsoft YaHei" w:hAnsi="Microsoft YaHei" w:eastAsia="Microsoft YaHei"/>
+          <w:b w:val="0"/>
+          <w:color w:val="606060"/>
+          <w:sz w:val="20"/>
+        </w:rPr>
+        <w:t xml:space="preserve"> WebVisu/TargetVisu(推断自带免费,</w:t>
+      </w:r>
+    </w:p>
+    <w:p>
+      <w:pPr>
+        <w:ind w:left="280"/>
+      </w:pPr>
+      <w:r>
+        <w:rPr>
+          <w:rFonts w:ascii="Microsoft YaHei" w:hAnsi="Microsoft YaHei" w:eastAsia="Microsoft YaHei"/>
+          <w:b w:val="0"/>
+          <w:color w:val="606060"/>
+          <w:sz w:val="20"/>
+        </w:rPr>
+        <w:t>属排除法推断非官方原话);一份老版 Release Notes 有"Remote Target Visu 无许可 30 分钟停"</w:t>
+      </w:r>
+    </w:p>
+    <w:p>
+      <w:pPr>
+        <w:ind w:left="280"/>
+      </w:pPr>
+      <w:r>
+        <w:rPr>
+          <w:rFonts w:ascii="Microsoft YaHei" w:hAnsi="Microsoft YaHei" w:eastAsia="Microsoft YaHei"/>
+          <w:b w:val="0"/>
+          <w:color w:val="606060"/>
+          <w:sz w:val="20"/>
+        </w:rPr>
+        <w:t>字样、所指未明——最终以真机实测/问 ABB 为准。</w:t>
       </w:r>
     </w:p>
     <w:p>
@@ -3686,7 +3858,7 @@
           <w:color w:val="17365D"/>
           <w:sz w:val="26"/>
         </w:rPr>
-        <w:t>5. V1-V5 最小验证(半天;结果直接决定后续路线,逐项记录)</w:t>
+        <w:t>5. V1-V5 最小验证(0710 修正:Simulation 下 WebVisu 连不上,V1/V2 改 IDE 在线验证,V3 推迟)</w:t>
       </w:r>
     </w:p>
     <w:tbl>
@@ -3733,7 +3905,7 @@
                 <w:b/>
                 <w:sz w:val="19"/>
               </w:rPr>
-              <w:t>操作</w:t>
+              <w:t>操作(0710 版)</w:t>
             </w:r>
           </w:p>
         </w:tc>
@@ -3798,10 +3970,18 @@
             <w:r>
               <w:rPr>
                 <w:rFonts w:ascii="Microsoft YaHei" w:hAnsi="Microsoft YaHei" w:eastAsia="Microsoft YaHei"/>
+                <w:b/>
+                <w:sz w:val="19"/>
+              </w:rPr>
+              <w:t>IDE 在线画面</w:t>
+            </w:r>
+            <w:r>
+              <w:rPr>
+                <w:rFonts w:ascii="Microsoft YaHei" w:hAnsi="Microsoft YaHei" w:eastAsia="Microsoft YaHei"/>
                 <w:b w:val="0"/>
                 <w:sz w:val="19"/>
               </w:rPr>
-              <w:t>WebVisu 打开 P1(400 格已倍增)</w:t>
+              <w:t>看 P1(400 格已倍增):登录运行后拖动/刷新</w:t>
             </w:r>
           </w:p>
         </w:tc>
@@ -3817,7 +3997,7 @@
                 <w:b w:val="0"/>
                 <w:sz w:val="19"/>
               </w:rPr>
-              <w:t>拖动/刷新流畅=过;卡顿→记录格数阈值</w:t>
+              <w:t>流畅=过;卡顿→记录格数阈值(WebVisu 帧率推迟到软PLC/真机档)</w:t>
             </w:r>
           </w:p>
         </w:tc>
@@ -3883,7 +4063,23 @@
                 <w:b w:val="0"/>
                 <w:sz w:val="19"/>
               </w:rPr>
-              <w:t xml:space="preserve"> 元素,放空画面绑任意 REAL 数组试渲染;WebVisu 里开</w:t>
+              <w:t xml:space="preserve"> 元素,放空画面绑任意 REAL 数组,</w:t>
+            </w:r>
+            <w:r>
+              <w:rPr>
+                <w:rFonts w:ascii="Microsoft YaHei" w:hAnsi="Microsoft YaHei" w:eastAsia="Microsoft YaHei"/>
+                <w:b/>
+                <w:sz w:val="19"/>
+              </w:rPr>
+              <w:t>IDE 在线</w:t>
+            </w:r>
+            <w:r>
+              <w:rPr>
+                <w:rFonts w:ascii="Microsoft YaHei" w:hAnsi="Microsoft YaHei" w:eastAsia="Microsoft YaHei"/>
+                <w:b w:val="0"/>
+                <w:sz w:val="19"/>
+              </w:rPr>
+              <w:t>试渲染</w:t>
             </w:r>
           </w:p>
         </w:tc>
@@ -3949,7 +4145,23 @@
                 <w:b w:val="0"/>
                 <w:sz w:val="19"/>
               </w:rPr>
-              <w:t>步骤3 的 Banner 在 WebVisu 里触发一次报警</w:t>
+              <w:t xml:space="preserve">~~Banner 在 WebVisu 触发~~ </w:t>
+            </w:r>
+            <w:r>
+              <w:rPr>
+                <w:rFonts w:ascii="Microsoft YaHei" w:hAnsi="Microsoft YaHei" w:eastAsia="Microsoft YaHei"/>
+                <w:b/>
+                <w:sz w:val="19"/>
+              </w:rPr>
+              <w:t>推迟</w:t>
+            </w:r>
+            <w:r>
+              <w:rPr>
+                <w:rFonts w:ascii="Microsoft YaHei" w:hAnsi="Microsoft YaHei" w:eastAsia="Microsoft YaHei"/>
+                <w:b w:val="0"/>
+                <w:sz w:val="19"/>
+              </w:rPr>
+              <w:t>:Simulation 下 Banner 无处渲染(IDE 预览不画+WebVisu 连不上,§3/§4)</w:t>
             </w:r>
           </w:p>
         </w:tc>
@@ -3965,7 +4177,7 @@
                 <w:b w:val="0"/>
                 <w:sz w:val="19"/>
               </w:rPr>
-              <w:t>Banner 出现记录=过</w:t>
+              <w:t>本阶段只验"配置齐+编译 0 errors"</w:t>
             </w:r>
           </w:p>
         </w:tc>
@@ -3981,7 +4193,7 @@
                 <w:b w:val="0"/>
                 <w:sz w:val="19"/>
               </w:rPr>
-              <w:t>同上</w:t>
+              <w:t>—</w:t>
             </w:r>
           </w:p>
         </w:tc>
@@ -4031,7 +4243,7 @@
                 <w:b w:val="0"/>
                 <w:sz w:val="19"/>
               </w:rPr>
-              <w:t>记下原文一句话</w:t>
+              <w:t>记下原文一句话(与 0710 枪的"付费清单无 WebVisu"交叉验证)</w:t>
             </w:r>
           </w:p>
         </w:tc>
@@ -4668,15 +4880,7 @@
                 <w:b w:val="0"/>
                 <w:sz w:val="19"/>
               </w:rPr>
-              <w:t xml:space="preserve">红灯 + </w:t>
-            </w:r>
-            <w:r>
-              <w:rPr>
-                <w:rFonts w:ascii="Microsoft YaHei" w:hAnsi="Microsoft YaHei" w:eastAsia="Microsoft YaHei"/>
-                <w:b/>
-                <w:sz w:val="19"/>
-              </w:rPr>
-              <w:t>★Banner 弹出带时间戳报警行</w:t>
+              <w:t>红灯 + ALARM 状态文本(★Banner 在 Simulation 环境不可见——配置在,真机/软PLC 阶段可见,0710 修正)</w:t>
             </w:r>
           </w:p>
         </w:tc>
@@ -4760,7 +4964,23 @@
                 <w:b w:val="0"/>
                 <w:sz w:val="19"/>
               </w:rPr>
-              <w:t>浏览器开 WebVisu(可手机)</w:t>
+              <w:t xml:space="preserve">~~浏览器开 WebVisu~~ </w:t>
+            </w:r>
+            <w:r>
+              <w:rPr>
+                <w:rFonts w:ascii="Microsoft YaHei" w:hAnsi="Microsoft YaHei" w:eastAsia="Microsoft YaHei"/>
+                <w:b/>
+                <w:sz w:val="19"/>
+              </w:rPr>
+              <w:t>推迟</w:t>
+            </w:r>
+            <w:r>
+              <w:rPr>
+                <w:rFonts w:ascii="Microsoft YaHei" w:hAnsi="Microsoft YaHei" w:eastAsia="Microsoft YaHei"/>
+                <w:b w:val="0"/>
+                <w:sz w:val="19"/>
+              </w:rPr>
+              <w:t>(Simulation 连不上,0710 修正);讲解词改为"画面已配 WebVisu 发布,真机部署即可手机访问"</w:t>
             </w:r>
           </w:p>
         </w:tc>
@@ -4770,14 +4990,6 @@
           </w:tcPr>
           <w:p>
             <w:r/>
-            <w:r>
-              <w:rPr>
-                <w:rFonts w:ascii="Microsoft YaHei" w:hAnsi="Microsoft YaHei" w:eastAsia="Microsoft YaHei"/>
-                <w:b w:val="0"/>
-                <w:sz w:val="19"/>
-              </w:rPr>
-              <w:t>"同一画面 Web 发布,无需安装任何软件"</w:t>
-            </w:r>
           </w:p>
         </w:tc>
       </w:tr>
@@ -4898,7 +5110,17 @@
           <w:b w:val="0"/>
           <w:sz w:val="21"/>
         </w:rPr>
-        <w:t>[ ] Banner 在下载后画面出现报警行(IDE 预览不显示≠故障);</w:t>
+        <w:t>[ ] Banner 配置对象齐(Alarm Configuration/Class/Group/Banner 元素)+ F11 编译 0 errors</w:t>
+      </w:r>
+    </w:p>
+    <w:p>
+      <w:r>
+        <w:rPr>
+          <w:rFonts w:ascii="Microsoft YaHei" w:hAnsi="Microsoft YaHei" w:eastAsia="Microsoft YaHei"/>
+          <w:b w:val="0"/>
+          <w:sz w:val="21"/>
+        </w:rPr>
+        <w:t>(0710 修正:Simulation 环境不可眼见,显示验证推迟真机/软PLC);</w:t>
       </w:r>
     </w:p>
     <w:p>
@@ -4911,7 +5133,23 @@
           <w:b w:val="0"/>
           <w:sz w:val="21"/>
         </w:rPr>
-        <w:t>[ ] WebVisu localhost:8080 可开且可操作;</w:t>
+        <w:t>[ ] WebVisu 对象已加、编译 0 errors(0710 修正:</w:t>
+      </w:r>
+      <w:r>
+        <w:rPr>
+          <w:rFonts w:ascii="Microsoft YaHei" w:hAnsi="Microsoft YaHei" w:eastAsia="Microsoft YaHei"/>
+          <w:b/>
+          <w:sz w:val="21"/>
+        </w:rPr>
+        <w:t>不做</w:t>
+      </w:r>
+      <w:r>
+        <w:rPr>
+          <w:rFonts w:ascii="Microsoft YaHei" w:hAnsi="Microsoft YaHei" w:eastAsia="Microsoft YaHei"/>
+          <w:b w:val="0"/>
+          <w:sz w:val="21"/>
+        </w:rPr>
+        <w:t>浏览器打开验证,Simulation 连不上是正常);</w:t>
       </w:r>
     </w:p>
     <w:p>
@@ -4924,7 +5162,7 @@
           <w:b w:val="0"/>
           <w:sz w:val="21"/>
         </w:rPr>
-        <w:t>[ ] V1-V5 五项结果记录并反馈给我。</w:t>
+        <w:t>[ ] V1/V2/V4/V5 四项结果记录并反馈给我(V3 推迟)。</w:t>
       </w:r>
     </w:p>
     <w:p>
@@ -5184,18 +5422,10 @@
             <w:r>
               <w:rPr>
                 <w:rFonts w:ascii="Microsoft YaHei" w:hAnsi="Microsoft YaHei" w:eastAsia="Microsoft YaHei"/>
-                <w:b w:val="0"/>
-                <w:sz w:val="19"/>
-              </w:rPr>
-              <w:t xml:space="preserve">下载后应用必须 </w:t>
-            </w:r>
-            <w:r>
-              <w:rPr>
-                <w:rFonts w:ascii="Microsoft YaHei" w:hAnsi="Microsoft YaHei" w:eastAsia="Microsoft YaHei"/>
                 <w:b/>
                 <w:sz w:val="19"/>
               </w:rPr>
-              <w:t>Start</w:t>
+              <w:t>Simulation 下必然打不开(通信被禁用,0710 修正)——不是故障,别排障</w:t>
             </w:r>
             <w:r>
               <w:rPr>
@@ -5203,7 +5433,7 @@
                 <w:b w:val="0"/>
                 <w:sz w:val="19"/>
               </w:rPr>
-              <w:t>(Web 服务随应用启停);端口被占换 8081(Manager 里改)</w:t>
+              <w:t>;真机/软PLC 下才查:应用必须 Start(Web 服务随应用启停)、端口被占换 8081</w:t>
             </w:r>
           </w:p>
         </w:tc>

--- a/2_你要操作/AB可视化搭建操作卡_块3增补.docx
+++ b/2_你要操作/AB可视化搭建操作卡_块3增补.docx
@@ -399,7 +399,23 @@
                 <w:b w:val="0"/>
                 <w:sz w:val="19"/>
               </w:rPr>
-              <w:t>1 / 400</w:t>
+              <w:t>1 / —(⚠️0710 有意决策:</w:t>
+            </w:r>
+            <w:r>
+              <w:rPr>
+                <w:rFonts w:ascii="Microsoft YaHei" w:hAnsi="Microsoft YaHei" w:eastAsia="Microsoft YaHei"/>
+                <w:b/>
+                <w:sz w:val="19"/>
+              </w:rPr>
+              <w:t>不设上限</w:t>
+            </w:r>
+            <w:r>
+              <w:rPr>
+                <w:rFonts w:ascii="Microsoft YaHei" w:hAnsi="Microsoft YaHei" w:eastAsia="Microsoft YaHei"/>
+                <w:b w:val="0"/>
+                <w:sz w:val="19"/>
+              </w:rPr>
+              <w:t>,演示数据含 901/902/903,PLC 侧亦无此上限;勿无依据改回 400)</w:t>
             </w:r>
           </w:p>
         </w:tc>
